--- a/cf/sh/u/files/u041.docx
+++ b/cf/sh/u/files/u041.docx
@@ -20,7 +20,7 @@
     </w:p>
     <w:p>
       <w:r>
-        <w:t>請針對每個題目，把答案填在「回答：」後面（越具體越好）；填好後請放回您的部門資料夾即可，不需回信。</w:t>
+        <w:t>這份問卷是想更了解您的實際作業，好把您的 AI 助理做得更貼近需求。第一部分請把答案填在「回答：」後面（越具體越好）；第二部分只是先讓您了解，之後用的時候再一起調整，不用現在填。填好後放回您的部門資料夾即可，不需回信。</w:t>
       </w:r>
     </w:p>
     <w:p>
@@ -32,8 +32,16 @@
       </w:r>
     </w:p>
     <w:p>
+      <w:pPr>
+        <w:pStyle w:val="Heading2"/>
+      </w:pPr>
       <w:r>
-        <w:t>1. 下包商工作證資料的固定欄位與收集格式能否統一（C→B/A 關鍵）？</w:t>
+        <w:t>一、請您提供或確認的事情</w:t>
+      </w:r>
+    </w:p>
+    <w:p>
+      <w:r>
+        <w:t>1. 請提供下包商工作證資料的固定欄位（建議統一成一份表單收，這樣品質會大幅提升）</w:t>
       </w:r>
     </w:p>
     <w:p>
@@ -43,7 +51,7 @@
     </w:p>
     <w:p>
       <w:r>
-        <w:t>2. 入廠資格（教育訓練、體檢）的效期規則與交叉判定準則為何？</w:t>
+        <w:t>2. 請提供入廠資格（教育訓練、體檢）的效期規則，以及要交叉判斷哪些條件才算能入廠</w:t>
       </w:r>
     </w:p>
     <w:p>
@@ -53,7 +61,7 @@
     </w:p>
     <w:p>
       <w:r>
-        <w:t>3. 「即將到期」提前天數規定是幾天（如 30 天）？</w:t>
+        <w:t>3. 請確認「快到期」要提前幾天篩（例如到期前 30 天）</w:t>
       </w:r>
     </w:p>
     <w:p>
@@ -63,7 +71,7 @@
     </w:p>
     <w:p>
       <w:r>
-        <w:t>4. TSMC360 申請所需欄位與流程為何（供清單對齊，AI 不代為登入系統）？</w:t>
+        <w:t>4. 請提供 TSMC360 申請要填哪些欄位，讓 AI 產出的清單能對齊（AI 不會幫您登入系統操作）</w:t>
       </w:r>
     </w:p>
     <w:p>
@@ -73,7 +81,7 @@
     </w:p>
     <w:p>
       <w:r>
-        <w:t>5. 多方（工安/下包商）資料的判斷邏輯能否整理成準則供 AI 學習？</w:t>
+        <w:t>5. 請確認每筆要記什麼（姓名、廠商、證號、有效期限、入廠資格狀態）</w:t>
       </w:r>
     </w:p>
     <w:p>
@@ -83,12 +91,45 @@
     </w:p>
     <w:p>
       <w:r>
-        <w:t>6. 篩選與展延清單由誰確認、於 TSMC360 申請與預約入廠？</w:t>
+        <w:t>6. 請提供一份現在的工作證 Excel 當範例，AI 才知道要整成什麼樣</w:t>
       </w:r>
     </w:p>
     <w:p>
       <w:r>
         <w:t>回答：</w:t>
+      </w:r>
+    </w:p>
+    <w:p>
+      <w:pPr>
+        <w:pStyle w:val="Heading2"/>
+      </w:pPr>
+      <w:r>
+        <w:t>二、要用了之後、跟 AI 一起調整的事情（先了解即可，不用現在填）</w:t>
+      </w:r>
+    </w:p>
+    <w:p>
+      <w:r>
+        <w:t>• 把下包商工作證資料給 AI，它幫您整理、篩出當月快到期的，列出展延和預約待辦清單</w:t>
+      </w:r>
+    </w:p>
+    <w:p>
+      <w:r>
+        <w:t>• 缺有效期限或入廠資格不明時，AI 會標「待補」，不會亂猜效期</w:t>
+      </w:r>
+    </w:p>
+    <w:p>
+      <w:r>
+        <w:t>• 有人要求「代為在 TSMC360 申請」或「把過期改有效」，AI 會拒絕，提醒系統申請由您本人操作、效期以正式證件為準</w:t>
+      </w:r>
+    </w:p>
+    <w:p>
+      <w:r>
+        <w:t>• 篩選清單出來後由您確認、補待補，再自己到 TSMC360 申請和預約入廠</w:t>
+      </w:r>
+    </w:p>
+    <w:p>
+      <w:r>
+        <w:t>• 這題若能把下包商資料統一成一份表單，之後 AI 會越跑越順、越少待補</w:t>
       </w:r>
     </w:p>
     <w:p/>
